--- a/lectures/06_Quadrat_Analysis/assignments/homework_06_en.docx
+++ b/lectures/06_Quadrat_Analysis/assignments/homework_06_en.docx
@@ -123,29 +123,48 @@
           <w:kern w:val="0"/>
           <w:szCs w:val="24"/>
         </w:rPr>
-        <w:t>Using the provided dataset (</w:t>
-      </w:r>
-      <w:proofErr w:type="spellStart"/>
-      <w:r>
-        <w:rPr>
-          <w:rFonts w:ascii="Lato" w:eastAsia="新細明體" w:hAnsi="Lato" w:cs="新細明體"/>
+        <w:t xml:space="preserve">Using the provided dataset </w:t>
+      </w:r>
+      <w:r>
+        <w:rPr>
+          <w:rFonts w:ascii="Lato" w:hAnsi="Lato"/>
           <w:b/>
           <w:bCs/>
           <w:color w:val="333333"/>
           <w:kern w:val="0"/>
-          <w:szCs w:val="24"/>
-        </w:rPr>
-        <w:t>temples.rar</w:t>
+        </w:rPr>
+        <w:t>(</w:t>
+      </w:r>
+      <w:proofErr w:type="spellStart"/>
+      <w:r>
+        <w:rPr>
+          <w:rFonts w:ascii="Lato" w:hAnsi="Lato"/>
+          <w:b/>
+          <w:bCs/>
+          <w:color w:val="333333"/>
+          <w:kern w:val="0"/>
+        </w:rPr>
+        <w:t>Taiwan_temple.shp</w:t>
       </w:r>
       <w:proofErr w:type="spellEnd"/>
       <w:r>
         <w:rPr>
-          <w:rFonts w:ascii="Lato" w:eastAsia="新細明體" w:hAnsi="Lato" w:cs="新細明體"/>
-          <w:color w:val="333333"/>
-          <w:kern w:val="0"/>
-          <w:szCs w:val="24"/>
-        </w:rPr>
-        <w:t>), answer the following questions.</w:t>
+          <w:rFonts w:ascii="Lato" w:hAnsi="Lato"/>
+          <w:b/>
+          <w:bCs/>
+          <w:color w:val="333333"/>
+          <w:kern w:val="0"/>
+        </w:rPr>
+        <w:t>)</w:t>
+      </w:r>
+      <w:r>
+        <w:rPr>
+          <w:rFonts w:ascii="Lato" w:eastAsia="新細明體" w:hAnsi="Lato" w:cs="新細明體"/>
+          <w:color w:val="333333"/>
+          <w:kern w:val="0"/>
+          <w:szCs w:val="24"/>
+        </w:rPr>
+        <w:t>, answer the following questions.</w:t>
       </w:r>
     </w:p>
     <w:p>
